--- a/Modele rapport 2.1.docx
+++ b/Modele rapport 2.1.docx
@@ -1145,14 +1145,7 @@
         <w:jc w:val="right"/>
       </w:pPr>
       <w:r>
-        <w:lastRenderedPageBreak/>
-        <w:t xml:space="preserve">&lt;Nom </w:t>
-      </w:r>
-      <w:r>
-        <w:t>de l’expert auditeur</w:t>
-      </w:r>
-      <w:r>
-        <w:t>&gt;</w:t>
+        <w:t>${auditeur.nomComplet}</w:t>
       </w:r>
     </w:p>
     <w:p>
@@ -1470,51 +1463,7 @@
         <w:jc w:val="center"/>
       </w:pPr>
       <w:r>
-        <w:rPr>
-          <w:b/>
-          <w:bCs/>
-          <w:sz w:val="44"/>
-          <w:szCs w:val="44"/>
-        </w:rPr>
-        <w:t xml:space="preserve">De </w:t>
-      </w:r>
-      <w:r>
-        <w:rPr>
-          <w:b/>
-          <w:bCs/>
-          <w:i/>
-          <w:iCs/>
-          <w:color w:val="808080"/>
-          <w:sz w:val="44"/>
-          <w:szCs w:val="44"/>
-        </w:rPr>
-        <w:t>&lt;</w:t>
-      </w:r>
-      <w:proofErr w:type="spellStart"/>
-      <w:r>
-        <w:rPr>
-          <w:b/>
-          <w:bCs/>
-          <w:i/>
-          <w:iCs/>
-          <w:color w:val="808080"/>
-          <w:sz w:val="44"/>
-          <w:szCs w:val="44"/>
-        </w:rPr>
-        <w:t>Nom_organisme_audité</w:t>
-      </w:r>
-      <w:proofErr w:type="spellEnd"/>
-      <w:r>
-        <w:rPr>
-          <w:b/>
-          <w:bCs/>
-          <w:i/>
-          <w:iCs/>
-          <w:color w:val="808080"/>
-          <w:sz w:val="44"/>
-          <w:szCs w:val="44"/>
-        </w:rPr>
-        <w:t>&gt;</w:t>
+        <w:t>De ${organisme.nom}</w:t>
       </w:r>
     </w:p>
     <w:p>
@@ -1752,25 +1701,7 @@
         </w:rPr>
       </w:pPr>
       <w:r>
-        <w:rPr>
-          <w:sz w:val="24"/>
-          <w:szCs w:val="24"/>
-        </w:rPr>
-        <w:t xml:space="preserve">Expert </w:t>
-      </w:r>
-      <w:r>
-        <w:rPr>
-          <w:sz w:val="24"/>
-          <w:szCs w:val="24"/>
-        </w:rPr>
-        <w:t xml:space="preserve">Auditeur </w:t>
-      </w:r>
-      <w:r>
-        <w:rPr>
-          <w:sz w:val="24"/>
-          <w:szCs w:val="24"/>
-        </w:rPr>
-        <w:t>chargé de la mission :……………………………………</w:t>
+        <w:t>Expert Auditeur chargé de la mission : ${auditeur.nomComplet}</w:t>
       </w:r>
     </w:p>
     <w:p>
@@ -2072,16 +2003,7 @@
           </w:tcPr>
           <w:p>
             <w:r>
-              <w:rPr>
-                <w:b/>
-                <w:bCs/>
-                <w:i/>
-                <w:iCs/>
-                <w:color w:val="808080"/>
-                <w:sz w:val="24"/>
-                <w:szCs w:val="24"/>
-              </w:rPr>
-              <w:t>&lt;version&gt;</w:t>
+              <w:t>${rapport.version}</w:t>
             </w:r>
           </w:p>
         </w:tc>
@@ -2091,16 +2013,7 @@
           </w:tcPr>
           <w:p>
             <w:r>
-              <w:rPr>
-                <w:b/>
-                <w:bCs/>
-                <w:i/>
-                <w:iCs/>
-                <w:color w:val="808080"/>
-                <w:sz w:val="24"/>
-                <w:szCs w:val="24"/>
-              </w:rPr>
-              <w:t>&lt;date&gt;</w:t>
+              <w:t>${rapport.dateGeneration}</w:t>
             </w:r>
           </w:p>
         </w:tc>
@@ -2760,65 +2673,8 @@
             <w:shd w:val="clear" w:color="auto" w:fill="BFBFBF" w:themeFill="background1" w:themeFillShade="BF"/>
           </w:tcPr>
           <w:p>
-            <w:pPr>
-              <w:keepLines/>
-              <w:jc w:val="both"/>
-              <w:rPr>
-                <w:sz w:val="24"/>
-                <w:szCs w:val="24"/>
-              </w:rPr>
-            </w:pPr>
-            <w:r>
-              <w:rPr>
-                <w:sz w:val="24"/>
-                <w:szCs w:val="24"/>
-              </w:rPr>
-              <w:t xml:space="preserve">Diffusion (coté </w:t>
-            </w:r>
-            <w:proofErr w:type="spellStart"/>
-            <w:r>
-              <w:rPr>
-                <w:i/>
-                <w:iCs/>
-                <w:sz w:val="24"/>
-                <w:szCs w:val="24"/>
-              </w:rPr>
-              <w:t>Nom_</w:t>
-            </w:r>
-            <w:r>
-              <w:rPr>
-                <w:i/>
-                <w:iCs/>
-                <w:sz w:val="24"/>
-                <w:szCs w:val="24"/>
-              </w:rPr>
-              <w:t>Expert</w:t>
-            </w:r>
-            <w:r>
-              <w:rPr>
-                <w:i/>
-                <w:iCs/>
-                <w:sz w:val="24"/>
-                <w:szCs w:val="24"/>
-              </w:rPr>
-              <w:t>_Audit</w:t>
-            </w:r>
-            <w:r>
-              <w:rPr>
-                <w:i/>
-                <w:iCs/>
-                <w:sz w:val="24"/>
-                <w:szCs w:val="24"/>
-              </w:rPr>
-              <w:t>eur</w:t>
-            </w:r>
-            <w:proofErr w:type="spellEnd"/>
-            <w:r>
-              <w:rPr>
-                <w:sz w:val="24"/>
-                <w:szCs w:val="24"/>
-              </w:rPr>
-              <w:t>)</w:t>
+            <w:r>
+              <w:t>Diffusion (coté ${auditeur.nomComplet})</w:t>
             </w:r>
           </w:p>
         </w:tc>
@@ -2949,6 +2805,16 @@
             <w:tcW w:w="1879" w:type="dxa"/>
           </w:tcPr>
           <w:p>
+            <w:r>
+              <w:t>${auditeur.nomComplet}</w:t>
+            </w:r>
+          </w:p>
+        </w:tc>
+        <w:tc>
+          <w:tcPr>
+            <w:tcW w:w="1957" w:type="dxa"/>
+          </w:tcPr>
+          <w:p>
             <w:pPr>
               <w:keepLines/>
               <w:spacing w:before="240"/>
@@ -2962,7 +2828,7 @@
         </w:tc>
         <w:tc>
           <w:tcPr>
-            <w:tcW w:w="1957" w:type="dxa"/>
+            <w:tcW w:w="1755" w:type="dxa"/>
           </w:tcPr>
           <w:p>
             <w:pPr>
@@ -2978,7 +2844,7 @@
         </w:tc>
         <w:tc>
           <w:tcPr>
-            <w:tcW w:w="1755" w:type="dxa"/>
+            <w:tcW w:w="1830" w:type="dxa"/>
           </w:tcPr>
           <w:p>
             <w:pPr>
@@ -2994,7 +2860,19 @@
         </w:tc>
         <w:tc>
           <w:tcPr>
-            <w:tcW w:w="1830" w:type="dxa"/>
+            <w:tcW w:w="1867" w:type="dxa"/>
+          </w:tcPr>
+          <w:p>
+            <w:r>
+              <w:t>${auditeur.email}</w:t>
+            </w:r>
+          </w:p>
+        </w:tc>
+      </w:tr>
+      <w:tr>
+        <w:tc>
+          <w:tcPr>
+            <w:tcW w:w="1879" w:type="dxa"/>
           </w:tcPr>
           <w:p>
             <w:pPr>
@@ -3010,7 +2888,7 @@
         </w:tc>
         <w:tc>
           <w:tcPr>
-            <w:tcW w:w="1867" w:type="dxa"/>
+            <w:tcW w:w="1957" w:type="dxa"/>
           </w:tcPr>
           <w:p>
             <w:pPr>
@@ -3024,11 +2902,62 @@
             </w:pPr>
           </w:p>
         </w:tc>
+        <w:tc>
+          <w:tcPr>
+            <w:tcW w:w="1755" w:type="dxa"/>
+          </w:tcPr>
+          <w:p>
+            <w:pPr>
+              <w:keepLines/>
+              <w:spacing w:before="240"/>
+              <w:jc w:val="both"/>
+              <w:rPr>
+                <w:sz w:val="24"/>
+                <w:szCs w:val="24"/>
+              </w:rPr>
+            </w:pPr>
+          </w:p>
+        </w:tc>
+        <w:tc>
+          <w:tcPr>
+            <w:tcW w:w="1830" w:type="dxa"/>
+          </w:tcPr>
+          <w:p>
+            <w:pPr>
+              <w:keepLines/>
+              <w:spacing w:before="240"/>
+              <w:jc w:val="both"/>
+              <w:rPr>
+                <w:sz w:val="24"/>
+                <w:szCs w:val="24"/>
+              </w:rPr>
+            </w:pPr>
+          </w:p>
+        </w:tc>
+        <w:tc>
+          <w:tcPr>
+            <w:tcW w:w="1867" w:type="dxa"/>
+          </w:tcPr>
+          <w:p>
+            <w:pPr>
+              <w:keepLines/>
+              <w:spacing w:before="240"/>
+              <w:jc w:val="both"/>
+              <w:rPr>
+                <w:sz w:val="24"/>
+                <w:szCs w:val="24"/>
+              </w:rPr>
+            </w:pPr>
+          </w:p>
+        </w:tc>
       </w:tr>
       <w:tr>
         <w:tc>
           <w:tcPr>
             <w:tcW w:w="1879" w:type="dxa"/>
+            <w:tcBorders>
+              <w:bottom w:val="single" w:sz="4" w:space="0" w:color="auto"/>
+            </w:tcBorders>
           </w:tcPr>
           <w:p>
             <w:pPr>
@@ -3045,6 +2974,9 @@
         <w:tc>
           <w:tcPr>
             <w:tcW w:w="1957" w:type="dxa"/>
+            <w:tcBorders>
+              <w:bottom w:val="single" w:sz="4" w:space="0" w:color="auto"/>
+            </w:tcBorders>
           </w:tcPr>
           <w:p>
             <w:pPr>
@@ -3061,6 +2993,9 @@
         <w:tc>
           <w:tcPr>
             <w:tcW w:w="1755" w:type="dxa"/>
+            <w:tcBorders>
+              <w:bottom w:val="single" w:sz="4" w:space="0" w:color="auto"/>
+            </w:tcBorders>
           </w:tcPr>
           <w:p>
             <w:pPr>
@@ -3077,6 +3012,9 @@
         <w:tc>
           <w:tcPr>
             <w:tcW w:w="1830" w:type="dxa"/>
+            <w:tcBorders>
+              <w:bottom w:val="single" w:sz="4" w:space="0" w:color="auto"/>
+            </w:tcBorders>
           </w:tcPr>
           <w:p>
             <w:pPr>
@@ -3093,6 +3031,9 @@
         <w:tc>
           <w:tcPr>
             <w:tcW w:w="1867" w:type="dxa"/>
+            <w:tcBorders>
+              <w:bottom w:val="single" w:sz="4" w:space="0" w:color="auto"/>
+            </w:tcBorders>
           </w:tcPr>
           <w:p>
             <w:pPr>
@@ -3110,103 +3051,6 @@
       <w:tr>
         <w:tc>
           <w:tcPr>
-            <w:tcW w:w="1879" w:type="dxa"/>
-            <w:tcBorders>
-              <w:bottom w:val="single" w:sz="4" w:space="0" w:color="auto"/>
-            </w:tcBorders>
-          </w:tcPr>
-          <w:p>
-            <w:pPr>
-              <w:keepLines/>
-              <w:spacing w:before="240"/>
-              <w:jc w:val="both"/>
-              <w:rPr>
-                <w:sz w:val="24"/>
-                <w:szCs w:val="24"/>
-              </w:rPr>
-            </w:pPr>
-          </w:p>
-        </w:tc>
-        <w:tc>
-          <w:tcPr>
-            <w:tcW w:w="1957" w:type="dxa"/>
-            <w:tcBorders>
-              <w:bottom w:val="single" w:sz="4" w:space="0" w:color="auto"/>
-            </w:tcBorders>
-          </w:tcPr>
-          <w:p>
-            <w:pPr>
-              <w:keepLines/>
-              <w:spacing w:before="240"/>
-              <w:jc w:val="both"/>
-              <w:rPr>
-                <w:sz w:val="24"/>
-                <w:szCs w:val="24"/>
-              </w:rPr>
-            </w:pPr>
-          </w:p>
-        </w:tc>
-        <w:tc>
-          <w:tcPr>
-            <w:tcW w:w="1755" w:type="dxa"/>
-            <w:tcBorders>
-              <w:bottom w:val="single" w:sz="4" w:space="0" w:color="auto"/>
-            </w:tcBorders>
-          </w:tcPr>
-          <w:p>
-            <w:pPr>
-              <w:keepLines/>
-              <w:spacing w:before="240"/>
-              <w:jc w:val="both"/>
-              <w:rPr>
-                <w:sz w:val="24"/>
-                <w:szCs w:val="24"/>
-              </w:rPr>
-            </w:pPr>
-          </w:p>
-        </w:tc>
-        <w:tc>
-          <w:tcPr>
-            <w:tcW w:w="1830" w:type="dxa"/>
-            <w:tcBorders>
-              <w:bottom w:val="single" w:sz="4" w:space="0" w:color="auto"/>
-            </w:tcBorders>
-          </w:tcPr>
-          <w:p>
-            <w:pPr>
-              <w:keepLines/>
-              <w:spacing w:before="240"/>
-              <w:jc w:val="both"/>
-              <w:rPr>
-                <w:sz w:val="24"/>
-                <w:szCs w:val="24"/>
-              </w:rPr>
-            </w:pPr>
-          </w:p>
-        </w:tc>
-        <w:tc>
-          <w:tcPr>
-            <w:tcW w:w="1867" w:type="dxa"/>
-            <w:tcBorders>
-              <w:bottom w:val="single" w:sz="4" w:space="0" w:color="auto"/>
-            </w:tcBorders>
-          </w:tcPr>
-          <w:p>
-            <w:pPr>
-              <w:keepLines/>
-              <w:spacing w:before="240"/>
-              <w:jc w:val="both"/>
-              <w:rPr>
-                <w:sz w:val="24"/>
-                <w:szCs w:val="24"/>
-              </w:rPr>
-            </w:pPr>
-          </w:p>
-        </w:tc>
-      </w:tr>
-      <w:tr>
-        <w:tc>
-          <w:tcPr>
             <w:tcW w:w="9288" w:type="dxa"/>
             <w:gridSpan w:val="5"/>
             <w:tcBorders>
@@ -3215,47 +3059,8 @@
             <w:shd w:val="clear" w:color="auto" w:fill="BFBFBF" w:themeFill="background1" w:themeFillShade="BF"/>
           </w:tcPr>
           <w:p>
-            <w:pPr>
-              <w:keepLines/>
-              <w:jc w:val="both"/>
-              <w:rPr>
-                <w:sz w:val="24"/>
-                <w:szCs w:val="24"/>
-              </w:rPr>
-            </w:pPr>
-            <w:r>
-              <w:rPr>
-                <w:sz w:val="24"/>
-                <w:szCs w:val="24"/>
-              </w:rPr>
-              <w:t xml:space="preserve">Diffusion (coté </w:t>
-            </w:r>
-            <w:proofErr w:type="spellStart"/>
-            <w:r>
-              <w:rPr>
-                <w:i/>
-                <w:iCs/>
-                <w:sz w:val="24"/>
-                <w:szCs w:val="24"/>
-              </w:rPr>
-              <w:t>Nom_Organisme_A</w:t>
-            </w:r>
-            <w:r>
-              <w:rPr>
-                <w:i/>
-                <w:iCs/>
-                <w:sz w:val="24"/>
-                <w:szCs w:val="24"/>
-              </w:rPr>
-              <w:t>udité</w:t>
-            </w:r>
-            <w:proofErr w:type="spellEnd"/>
-            <w:r>
-              <w:rPr>
-                <w:sz w:val="24"/>
-                <w:szCs w:val="24"/>
-              </w:rPr>
-              <w:t>)</w:t>
+            <w:r>
+              <w:t>Diffusion (coté ${organisme.nom})</w:t>
             </w:r>
           </w:p>
         </w:tc>
@@ -4761,60 +4566,7 @@
         <w:jc w:val="both"/>
       </w:pPr>
       <w:r>
-        <w:t>D</w:t>
-      </w:r>
-      <w:r>
-        <w:t>écrire</w:t>
-      </w:r>
-      <w:r>
-        <w:t xml:space="preserve"> </w:t>
-      </w:r>
-      <w:r>
-        <w:t>l</w:t>
-      </w:r>
-      <w:r>
-        <w:t xml:space="preserve">es systèmes d’information </w:t>
-      </w:r>
-      <w:r>
-        <w:t>des différentes structures</w:t>
-      </w:r>
-      <w:r>
-        <w:t xml:space="preserve">: Pour chaque structure, présenter tous les composants du système d'information avec justification des exclusions le cas échéant selon le modèle </w:t>
-      </w:r>
-      <w:r>
-        <w:t xml:space="preserve">« Description du SI de </w:t>
-      </w:r>
-      <w:proofErr w:type="spellStart"/>
-      <w:r>
-        <w:rPr>
-          <w:i/>
-          <w:iCs/>
-        </w:rPr>
-        <w:t>Nom_Organisme_Audité</w:t>
-      </w:r>
-      <w:proofErr w:type="spellEnd"/>
-      <w:r>
-        <w:t xml:space="preserve"> » (voir </w:t>
-      </w:r>
-      <w:r>
-        <w:rPr>
-          <w:b/>
-          <w:bCs/>
-        </w:rPr>
-        <w:t xml:space="preserve">Annexe </w:t>
-      </w:r>
-      <w:r>
-        <w:rPr>
-          <w:b/>
-          <w:bCs/>
-        </w:rPr>
-        <w:t>3</w:t>
-      </w:r>
-      <w:r>
-        <w:t>)</w:t>
-      </w:r>
-      <w:r>
-        <w:t>,</w:t>
+        <w:t>Décrire les systèmes d’information des différentes structures: Pour chaque structure, présenter tous les composants du système d'information avec justification des exclusions le cas échéant selon le modèle « Description du SI de ${organisme.nom} » (voir Annexe 3),</w:t>
       </w:r>
     </w:p>
     <w:p>
@@ -4862,36 +4614,7 @@
     </w:p>
     <w:p>
       <w:r>
-        <w:t xml:space="preserve">Schématiser le réseau de </w:t>
-      </w:r>
-      <w:proofErr w:type="spellStart"/>
-      <w:r>
-        <w:rPr>
-          <w:i/>
-          <w:iCs/>
-        </w:rPr>
-        <w:t>Nom_Organisme_Audité</w:t>
-      </w:r>
-      <w:proofErr w:type="spellEnd"/>
-      <w:r>
-        <w:t> </w:t>
-      </w:r>
-      <w:r>
-        <w:t xml:space="preserve">en faisant apparaitre les connexions (LAN, WAN, </w:t>
-      </w:r>
-      <w:proofErr w:type="spellStart"/>
-      <w:r>
-        <w:t>etc</w:t>
-      </w:r>
-      <w:proofErr w:type="spellEnd"/>
-      <w:r>
-        <w:t>), la segmentation, l’emplacement des composantes du SI, etc</w:t>
-      </w:r>
-      <w:r>
-        <w:t>…</w:t>
-      </w:r>
-      <w:r>
-        <w:t xml:space="preserve">  </w:t>
+        <w:t xml:space="preserve">Schématiser le réseau de ${organisme.nom} en faisant apparaitre les connexions (LAN, WAN, etc), la segmentation, l’emplacement des composantes du SI, etc…  </w:t>
       </w:r>
     </w:p>
     <w:tbl>
@@ -5976,56 +5699,8 @@
         <w:spacing w:before="120" w:after="120"/>
         <w:jc w:val="both"/>
       </w:pPr>
-      <w:bookmarkStart w:id="12" w:name="_Toc393708951"/>
-      <w:r>
-        <w:lastRenderedPageBreak/>
-        <w:t xml:space="preserve">- </w:t>
-      </w:r>
-      <w:bookmarkEnd w:id="12"/>
-      <w:r>
-        <w:t>Présenter l’</w:t>
-      </w:r>
-      <w:r>
-        <w:t>é</w:t>
-      </w:r>
-      <w:r>
-        <w:t xml:space="preserve">quipe </w:t>
-      </w:r>
-      <w:r>
-        <w:t xml:space="preserve">du projet coté </w:t>
-      </w:r>
-      <w:proofErr w:type="spellStart"/>
-      <w:r>
-        <w:rPr>
-          <w:i/>
-          <w:iCs/>
-        </w:rPr>
-        <w:t>Nom_</w:t>
-      </w:r>
-      <w:r>
-        <w:rPr>
-          <w:i/>
-          <w:iCs/>
-        </w:rPr>
-        <w:t>Expert</w:t>
-      </w:r>
-      <w:r>
-        <w:rPr>
-          <w:i/>
-          <w:iCs/>
-        </w:rPr>
-        <w:t>_Audit</w:t>
-      </w:r>
-      <w:r>
-        <w:rPr>
-          <w:i/>
-          <w:iCs/>
-        </w:rPr>
-        <w:t>eur</w:t>
-      </w:r>
-      <w:proofErr w:type="spellEnd"/>
-      <w:r>
-        <w:t> :</w:t>
+      <w:r>
+        <w:t>- Présenter l’équipe du projet coté ${auditeur.nomComplet} :</w:t>
       </w:r>
     </w:p>
     <w:tbl>
@@ -6133,12 +5808,8 @@
             <w:tcW w:w="1784" w:type="dxa"/>
           </w:tcPr>
           <w:p>
-            <w:pPr>
-              <w:keepLines/>
-              <w:jc w:val="both"/>
-            </w:pPr>
-            <w:r>
-              <w:t>….</w:t>
+            <w:r>
+              <w:t>${auditeur.nomComplet}</w:t>
             </w:r>
           </w:p>
         </w:tc>
@@ -6147,12 +5818,8 @@
             <w:tcW w:w="1833" w:type="dxa"/>
           </w:tcPr>
           <w:p>
-            <w:pPr>
-              <w:keepLines/>
-              <w:jc w:val="both"/>
-            </w:pPr>
-            <w:r>
-              <w:t>Chef de projet</w:t>
+            <w:r>
+              <w:t>Chef de mission / Expert Auditeur</w:t>
             </w:r>
           </w:p>
         </w:tc>
@@ -6161,12 +5828,8 @@
             <w:tcW w:w="1453" w:type="dxa"/>
           </w:tcPr>
           <w:p>
-            <w:pPr>
-              <w:keepLines/>
-              <w:jc w:val="both"/>
-            </w:pPr>
-            <w:r>
-              <w:t>Ingénieur, certifié ISO…, …</w:t>
+            <w:r>
+              <w:t>${auditeur.specialites}</w:t>
             </w:r>
           </w:p>
         </w:tc>
@@ -6176,10 +5839,9 @@
             <w:vAlign w:val="center"/>
           </w:tcPr>
           <w:p>
-            <w:pPr>
-              <w:keepLines/>
-              <w:jc w:val="center"/>
-            </w:pPr>
+            <w:r>
+              <w:t>Oui (N° ${auditeur.numeroCertif})</w:t>
+            </w:r>
           </w:p>
         </w:tc>
         <w:tc>
@@ -6187,11 +5849,8 @@
             <w:tcW w:w="3119" w:type="dxa"/>
           </w:tcPr>
           <w:p>
-            <w:pPr>
-              <w:keepLines/>
-            </w:pPr>
-            <w:r>
-              <w:t>Ex : AOP, Audit serveurs, Audit BD, Audit équipements réseaux, …</w:t>
+            <w:r>
+              <w:t>Audit global</w:t>
             </w:r>
           </w:p>
         </w:tc>
@@ -6468,22 +6127,7 @@
         <w:jc w:val="both"/>
       </w:pPr>
       <w:r>
-        <w:t xml:space="preserve">Présenter l’équipe du projet coté </w:t>
-      </w:r>
-      <w:proofErr w:type="spellStart"/>
-      <w:r>
-        <w:rPr>
-          <w:i/>
-          <w:iCs/>
-        </w:rPr>
-        <w:t>Nom_Organisme_Audité</w:t>
-      </w:r>
-      <w:proofErr w:type="spellEnd"/>
-      <w:r>
-        <w:t xml:space="preserve"> </w:t>
-      </w:r>
-      <w:r>
-        <w:t>:</w:t>
+        <w:t>Présenter l’équipe du projet coté ${organisme.nom} :</w:t>
       </w:r>
     </w:p>
     <w:tbl>
@@ -6556,12 +6200,8 @@
             <w:tcW w:w="2504" w:type="dxa"/>
           </w:tcPr>
           <w:p>
-            <w:pPr>
-              <w:keepLines/>
-              <w:jc w:val="both"/>
-            </w:pPr>
-            <w:r>
-              <w:t>…</w:t>
+            <w:r>
+              <w:t>${rssi.nomComplet}</w:t>
             </w:r>
           </w:p>
         </w:tc>
@@ -6570,12 +6210,8 @@
             <w:tcW w:w="2566" w:type="dxa"/>
           </w:tcPr>
           <w:p>
-            <w:pPr>
-              <w:keepLines/>
-              <w:jc w:val="both"/>
-            </w:pPr>
-            <w:r>
-              <w:t>Chef de projet</w:t>
+            <w:r>
+              <w:t>RSSI</w:t>
             </w:r>
           </w:p>
         </w:tc>
@@ -6584,12 +6220,8 @@
             <w:tcW w:w="4394" w:type="dxa"/>
           </w:tcPr>
           <w:p>
-            <w:pPr>
-              <w:keepLines/>
-              <w:jc w:val="both"/>
-            </w:pPr>
-            <w:r>
-              <w:t>Directeur …</w:t>
+            <w:r>
+              <w:t>Responsable de la Sécurité des Systèmes d'Information</w:t>
             </w:r>
           </w:p>
         </w:tc>
@@ -6679,76 +6311,8 @@
         <w:spacing w:before="240"/>
         <w:jc w:val="both"/>
       </w:pPr>
-      <w:bookmarkStart w:id="13" w:name="_Toc393708952"/>
-      <w:r>
-        <w:t>- Présenter le planning</w:t>
-      </w:r>
-      <w:bookmarkEnd w:id="13"/>
-      <w:r>
-        <w:t xml:space="preserve"> </w:t>
-      </w:r>
-      <w:r>
-        <w:t>d’exécution</w:t>
-      </w:r>
-      <w:r>
-        <w:t xml:space="preserve"> réel </w:t>
-      </w:r>
-      <w:r>
-        <w:t>d</w:t>
-      </w:r>
-      <w:r>
-        <w:t>e la mission</w:t>
-      </w:r>
-      <w:r>
-        <w:t xml:space="preserve"> d’audit</w:t>
-      </w:r>
-      <w:r>
-        <w:t xml:space="preserve"> selon le modèle « Planning réel d</w:t>
-      </w:r>
-      <w:r>
-        <w:t xml:space="preserve">’exécution </w:t>
-      </w:r>
-      <w:r>
-        <w:t>de la mission d’audit </w:t>
-      </w:r>
-      <w:r>
-        <w:t xml:space="preserve">de la sécurité du SI de </w:t>
-      </w:r>
-      <w:proofErr w:type="spellStart"/>
-      <w:r>
-        <w:rPr>
-          <w:i/>
-          <w:iCs/>
-        </w:rPr>
-        <w:t>Nom_Organisme_Audité</w:t>
-      </w:r>
-      <w:proofErr w:type="spellEnd"/>
-      <w:r>
-        <w:rPr>
-          <w:i/>
-          <w:iCs/>
-        </w:rPr>
-        <w:t xml:space="preserve"> </w:t>
-      </w:r>
-      <w:r>
-        <w:t xml:space="preserve">» (voir </w:t>
-      </w:r>
-      <w:r>
-        <w:rPr>
-          <w:b/>
-          <w:bCs/>
-        </w:rPr>
-        <w:t xml:space="preserve">Annexe </w:t>
-      </w:r>
-      <w:r>
-        <w:rPr>
-          <w:b/>
-          <w:bCs/>
-        </w:rPr>
-        <w:t>4</w:t>
-      </w:r>
-      <w:r>
-        <w:t>)</w:t>
+      <w:r>
+        <w:t>- Présenter le planning d’exécution réel de la mission d’audit selon le modèle « Planning réel d’exécution de la mission d’audit de la sécurité du SI de ${organisme.nom} » (voir Annexe 4)</w:t>
       </w:r>
     </w:p>
     <w:tbl>
@@ -6896,44 +6460,7 @@
     </w:p>
     <w:p>
       <w:r>
-        <w:t xml:space="preserve">- Présenter un état de maturité de la sécurité du système d’information de l’organisme audité </w:t>
-      </w:r>
-      <w:r>
-        <w:t>selon le modèle « </w:t>
-      </w:r>
-      <w:r>
-        <w:t xml:space="preserve">Etat de maturité de la sécurité du système d’information </w:t>
-      </w:r>
-      <w:r>
-        <w:t xml:space="preserve">de </w:t>
-      </w:r>
-      <w:proofErr w:type="spellStart"/>
-      <w:r>
-        <w:t>Nom_Organisme_Audité</w:t>
-      </w:r>
-      <w:proofErr w:type="spellEnd"/>
-      <w:r>
-        <w:t xml:space="preserve">» (voir </w:t>
-      </w:r>
-      <w:r>
-        <w:rPr>
-          <w:b/>
-          <w:bCs/>
-        </w:rPr>
-        <w:t xml:space="preserve">Annexe </w:t>
-      </w:r>
-      <w:r>
-        <w:rPr>
-          <w:b/>
-          <w:bCs/>
-        </w:rPr>
-        <w:t>6</w:t>
-      </w:r>
-      <w:r>
-        <w:t>)</w:t>
-      </w:r>
-      <w:r>
-        <w:t>,</w:t>
+        <w:t>- Présenter un état de maturité de la sécurité du système d’information de l’organisme audité selon le modèle « Etat de maturité de la sécurité du système d’information de ${organisme.nom}» (voir Annexe 6),</w:t>
       </w:r>
     </w:p>
     <w:p>
@@ -11551,13 +11078,9 @@
             <w:tcW w:w="4605" w:type="dxa"/>
           </w:tcPr>
           <w:p>
-            <w:pPr>
-              <w:keepLines/>
-              <w:jc w:val="both"/>
-              <w:rPr>
-                <w:lang w:bidi="ar-TN"/>
-              </w:rPr>
-            </w:pPr>
+            <w:r>
+              <w:t>${organisme.nom}</w:t>
+            </w:r>
           </w:p>
         </w:tc>
       </w:tr>
@@ -11587,13 +11110,9 @@
             <w:tcW w:w="4605" w:type="dxa"/>
           </w:tcPr>
           <w:p>
-            <w:pPr>
-              <w:keepLines/>
-              <w:jc w:val="both"/>
-              <w:rPr>
-                <w:lang w:bidi="ar-TN"/>
-              </w:rPr>
-            </w:pPr>
+            <w:r>
+              <w:t>${organisme.acronyme}</w:t>
+            </w:r>
           </w:p>
         </w:tc>
       </w:tr>
@@ -11623,18 +11142,8 @@
             <w:tcW w:w="4605" w:type="dxa"/>
           </w:tcPr>
           <w:p>
-            <w:pPr>
-              <w:keepLines/>
-              <w:jc w:val="both"/>
-              <w:rPr>
-                <w:lang w:bidi="ar-TN"/>
-              </w:rPr>
-            </w:pPr>
-            <w:r>
-              <w:rPr>
-                <w:lang w:bidi="ar-TN"/>
-              </w:rPr>
-              <w:t>Public, Privé</w:t>
+            <w:r>
+              <w:t>${organisme.statut}</w:t>
             </w:r>
           </w:p>
         </w:tc>
@@ -11665,29 +11174,8 @@
             <w:tcW w:w="4605" w:type="dxa"/>
           </w:tcPr>
           <w:p>
-            <w:pPr>
-              <w:keepLines/>
-              <w:rPr>
-                <w:lang w:bidi="ar-TN"/>
-              </w:rPr>
-            </w:pPr>
-            <w:r>
-              <w:rPr>
-                <w:lang w:bidi="ar-TN"/>
-              </w:rPr>
-              <w:t>Administration, Fina</w:t>
-            </w:r>
-            <w:r>
-              <w:rPr>
-                <w:lang w:bidi="ar-TN"/>
-              </w:rPr>
-              <w:t>n</w:t>
-            </w:r>
-            <w:r>
-              <w:rPr>
-                <w:lang w:bidi="ar-TN"/>
-              </w:rPr>
-              <w:t>ces/Assurances, Energie/Industrie, Services, Social/Santé, etc. …</w:t>
+            <w:r>
+              <w:t>${organisme.secteurActivite}</w:t>
             </w:r>
           </w:p>
         </w:tc>
@@ -11718,18 +11206,8 @@
             <w:tcW w:w="4605" w:type="dxa"/>
           </w:tcPr>
           <w:p>
-            <w:pPr>
-              <w:keepLines/>
-              <w:jc w:val="both"/>
-              <w:rPr>
-                <w:lang w:bidi="ar-TN"/>
-              </w:rPr>
-            </w:pPr>
-            <w:r>
-              <w:rPr>
-                <w:lang w:bidi="ar-TN"/>
-              </w:rPr>
-              <w:t>Ministère, Administration, Entreprise, Banque, Assurance, …</w:t>
+            <w:r>
+              <w:t>${organisme.categorie}</w:t>
             </w:r>
           </w:p>
         </w:tc>
@@ -11760,13 +11238,9 @@
             <w:tcW w:w="4605" w:type="dxa"/>
           </w:tcPr>
           <w:p>
-            <w:pPr>
-              <w:keepLines/>
-              <w:jc w:val="both"/>
-              <w:rPr>
-                <w:lang w:bidi="ar-TN"/>
-              </w:rPr>
-            </w:pPr>
+            <w:r>
+              <w:t>${organisme.adresse}</w:t>
+            </w:r>
           </w:p>
         </w:tc>
       </w:tr>
@@ -11796,13 +11270,9 @@
             <w:tcW w:w="4605" w:type="dxa"/>
           </w:tcPr>
           <w:p>
-            <w:pPr>
-              <w:keepLines/>
-              <w:jc w:val="both"/>
-              <w:rPr>
-                <w:lang w:bidi="ar-TN"/>
-              </w:rPr>
-            </w:pPr>
+            <w:r>
+              <w:t>${organisme.contactRssiEmail}</w:t>
+            </w:r>
           </w:p>
         </w:tc>
       </w:tr>
@@ -12308,68 +11778,8 @@
         </w:rPr>
       </w:pPr>
       <w:r>
-        <w:rPr>
-          <w:rFonts w:ascii="Book Antiqua" w:eastAsia="Times New Roman" w:hAnsi="Book Antiqua" w:cs="Times New Roman"/>
-          <w:b/>
-          <w:bCs/>
-          <w:sz w:val="24"/>
-          <w:szCs w:val="24"/>
-          <w:lang w:eastAsia="ar-SA"/>
-        </w:rPr>
-        <w:lastRenderedPageBreak/>
-        <w:t xml:space="preserve">Annexe </w:t>
-      </w:r>
-      <w:r>
-        <w:rPr>
-          <w:rFonts w:ascii="Book Antiqua" w:eastAsia="Times New Roman" w:hAnsi="Book Antiqua" w:cs="Times New Roman"/>
-          <w:b/>
-          <w:bCs/>
-          <w:sz w:val="24"/>
-          <w:szCs w:val="24"/>
-          <w:lang w:eastAsia="ar-SA"/>
-        </w:rPr>
-        <w:t>3</w:t>
-      </w:r>
-      <w:r>
-        <w:rPr>
-          <w:rFonts w:ascii="Book Antiqua" w:eastAsia="Times New Roman" w:hAnsi="Book Antiqua" w:cs="Times New Roman"/>
-          <w:b/>
-          <w:bCs/>
-          <w:sz w:val="24"/>
-          <w:szCs w:val="24"/>
-          <w:lang w:eastAsia="ar-SA"/>
-        </w:rPr>
-        <w:t> </w:t>
-      </w:r>
-      <w:r>
-        <w:rPr>
-          <w:rFonts w:ascii="Book Antiqua" w:eastAsia="Times New Roman" w:hAnsi="Book Antiqua" w:cs="Times New Roman"/>
-          <w:b/>
-          <w:bCs/>
-          <w:sz w:val="24"/>
-          <w:szCs w:val="24"/>
-          <w:lang w:eastAsia="ar-SA"/>
-        </w:rPr>
-        <w:t>: Description du SI de</w:t>
-      </w:r>
-      <w:r>
-        <w:t xml:space="preserve"> </w:t>
-      </w:r>
-      <w:proofErr w:type="spellStart"/>
-      <w:r>
-        <w:rPr>
-          <w:rFonts w:ascii="Book Antiqua" w:eastAsia="Times New Roman" w:hAnsi="Book Antiqua" w:cs="Times New Roman"/>
-          <w:b/>
-          <w:bCs/>
-          <w:i/>
-          <w:iCs/>
-          <w:sz w:val="24"/>
-          <w:szCs w:val="24"/>
-          <w:lang w:eastAsia="ar-SA"/>
-        </w:rPr>
-        <w:t>Nom_Organisme_Audité</w:t>
-      </w:r>
-      <w:proofErr w:type="spellEnd"/>
+        <w:t>Annexe 3 : Description du SI de ${organisme.nom}</w:t>
+      </w:r>
     </w:p>
     <w:p>
       <w:pPr>
@@ -15327,15 +14737,9 @@
           <w:szCs w:val="22"/>
         </w:rPr>
       </w:pPr>
-      <w:proofErr w:type="spellStart"/>
-      <w:r>
-        <w:rPr>
-          <w:i/>
-          <w:iCs/>
-        </w:rPr>
-        <w:t>Nom_Organisme_Audité</w:t>
-      </w:r>
-      <w:proofErr w:type="spellEnd"/>
+      <w:r>
+        <w:t>${organisme.nom}</w:t>
+      </w:r>
     </w:p>
     <w:p>
       <w:pPr>
@@ -18795,45 +18199,8 @@
         </w:rPr>
       </w:pPr>
       <w:r>
-        <w:t xml:space="preserve">Annexe </w:t>
-      </w:r>
-      <w:r>
-        <w:t>6</w:t>
-      </w:r>
-      <w:r>
-        <w:t> :</w:t>
-      </w:r>
-      <w:r>
-        <w:rPr>
-          <w:rFonts w:ascii="Arial" w:hAnsi="Arial" w:cs="Arial"/>
-          <w:b w:val="0"/>
-          <w:bCs w:val="0"/>
-          <w:sz w:val="22"/>
-          <w:szCs w:val="22"/>
-        </w:rPr>
-        <w:t xml:space="preserve"> </w:t>
-      </w:r>
-      <w:r>
-        <w:t>Etat de maturité de la sécurité d</w:t>
-      </w:r>
-      <w:r>
-        <w:t>u</w:t>
-      </w:r>
-      <w:r>
-        <w:t xml:space="preserve"> SI </w:t>
-      </w:r>
-      <w:r>
-        <w:t xml:space="preserve">de </w:t>
-      </w:r>
-      <w:proofErr w:type="spellStart"/>
-      <w:r>
-        <w:rPr>
-          <w:i/>
-          <w:iCs/>
-        </w:rPr>
-        <w:t>Nom_Organisme_Audité</w:t>
-      </w:r>
-      <w:proofErr w:type="spellEnd"/>
+        <w:t>Annexe 6 : Etat de maturité de la sécurité du SI de ${organisme.nom}</w:t>
+      </w:r>
     </w:p>
     <w:p>
       <w:pPr>
